--- a/ms-2026-02-14.docx
+++ b/ms-2026-02-14.docx
@@ -1684,7 +1684,7 @@
       </w:pPr>
       <w:r>
         <w:rPr/>
-        <w:t>Inderesting – ID_K lagging strand enrichment related to POLE</w:t>
+        <w:t>Interesting – ID_K lagging strand enrichment related to POLE</w:t>
       </w:r>
     </w:p>
     <w:p>
@@ -2271,7 +2271,7 @@
           <w:spacing w:val="0"/>
           <w:sz w:val="23"/>
         </w:rPr>
-        <w:t>7 somewhat impovershed for G….., peaks at R8/9; some insT, some del2:u2:R5/9, Ins2:u2(R5,9) – do these really go higher? Look at Uterus::SP94741/</w:t>
+        <w:t>7 somewhat impoverished for G….., peaks at R8/9; some insT, some del2:u2:R5/9, Ins2:u2(R5,9) – do these really go higher? Look at Uterus::SP94741/</w:t>
       </w:r>
       <w:r>
         <w:rPr>
@@ -2872,15 +2872,7 @@
       </w:pPr>
       <w:r>
         <w:rPr/>
-        <w:t xml:space="preserve">New indel type classifications </w:t>
-      </w:r>
-      <w:r>
-        <w:rPr/>
-        <w:t>reveal a more accurate</w:t>
-      </w:r>
-      <w:r>
-        <w:rPr/>
-        <w:t xml:space="preserve"> signature of RNase H2 deficiency</w:t>
+        <w:t>New indel type classifications reveal a more accurate signature of RNase H2 deficiency</w:t>
       </w:r>
     </w:p>
     <w:p>
@@ -2894,43 +2886,7 @@
       </w:pPr>
       <w:r>
         <w:rPr/>
-        <w:t xml:space="preserve">Cells with </w:t>
-      </w:r>
-      <w:r>
-        <w:rPr/>
-        <w:t xml:space="preserve">RNase H2 deficiency </w:t>
-      </w:r>
-      <w:r>
-        <w:rPr/>
-        <w:t xml:space="preserve">cannot efficiently remove </w:t>
-      </w:r>
-      <w:r>
-        <w:rPr/>
-        <w:t xml:space="preserve">ribonucleotides </w:t>
-      </w:r>
-      <w:r>
-        <w:rPr/>
-        <w:t xml:space="preserve">that had been </w:t>
-      </w:r>
-      <w:r>
-        <w:rPr/>
-        <w:t>incorporated in</w:t>
-      </w:r>
-      <w:r>
-        <w:rPr/>
-        <w:t>to</w:t>
-      </w:r>
-      <w:r>
-        <w:rPr/>
-        <w:t xml:space="preserve"> genomic DNA, </w:t>
-      </w:r>
-      <w:r>
-        <w:rPr/>
-        <w:t>which sets</w:t>
-      </w:r>
-      <w:r>
-        <w:rPr/>
-        <w:t xml:space="preserve"> the stage for topoisomerase-1 (TOP1) associated mutagenesis. This was previously thought to generate indel signature ID4 </w:t>
+        <w:t xml:space="preserve">Cells with RNase H2 deficiency cannot efficiently remove ribonucleotides that had been incorporated into genomic DNA, which sets the stage for topoisomerase-1 (TOP1) associated mutagenesis. This was previously thought to generate indel signature ID4 </w:t>
       </w:r>
       <w:bookmarkStart w:id="18" w:name="ZOTERO_BREF_xeDB1zkV4c3y"/>
       <w:r>
@@ -2940,19 +2896,7 @@
       <w:bookmarkEnd w:id="18"/>
       <w:r>
         <w:rPr/>
-        <w:t xml:space="preserve">. However, we detected a new indel signature, InsDel_F, </w:t>
-      </w:r>
-      <w:r>
-        <w:rPr/>
-        <w:t>which better corresponds to</w:t>
-      </w:r>
-      <w:r>
-        <w:rPr/>
-        <w:t xml:space="preserve"> RNase H2 deficiency experimental data</w:t>
-      </w:r>
-      <w:r>
-        <w:rPr/>
-        <w:t xml:space="preserve"> than ID4 </w:t>
+        <w:t xml:space="preserve">. However, we detected a new indel signature, InsDel_F, which better corresponds to RNase H2 deficiency experimental data than ID4 </w:t>
       </w:r>
       <w:r>
         <w:rPr>
@@ -2962,15 +2906,7 @@
       </w:r>
       <w:r>
         <w:rPr/>
-        <w:t>.</w:t>
-      </w:r>
-      <w:r>
-        <w:rPr/>
-        <w:t xml:space="preserve"> </w:t>
-      </w:r>
-      <w:r>
-        <w:rPr/>
-        <w:t xml:space="preserve">The profile of deletions of </w:t>
+        <w:t xml:space="preserve">. The profile of deletions of </w:t>
       </w:r>
       <w:r>
         <w:rPr>
@@ -2980,19 +2916,7 @@
       </w:r>
       <w:r>
         <w:rPr/>
-        <w:t xml:space="preserve">2 bases is very different between InsDel_F and </w:t>
-      </w:r>
-      <w:r>
-        <w:rPr/>
-        <w:t xml:space="preserve">ID4: InsDel_F has distinctively high proportions of (i) 2-base deletions with microhomology (almost all TCT → T or TGT → T) and (ii) 2-base deletions from paired 2-base doublets (most often CTCT → CT). InsDel4 has much lower proportions of these two deletion types and also has additional prominent deletion types that are essentially absent in InsDel_F. The </w:t>
-      </w:r>
-      <w:r>
-        <w:rPr/>
-        <w:t xml:space="preserve">additional </w:t>
-      </w:r>
-      <w:r>
-        <w:rPr/>
-        <w:t xml:space="preserve">deletion types are mainly deletions of 3 or 4 bases with microhomology and deletions of 3 or 4 bases from paired doublets (e.g. </w:t>
+        <w:t xml:space="preserve">2 bases is very different between InsDel_F and ID4: InsDel_F has distinctively high proportions of (i) 2-base deletions with microhomology (almost all TCT → T or TGT → T) and (ii) 2-base deletions from paired 2-base doublets (most often CTCT → CT). InsDel4 has much lower proportions of these two deletion types and also has additional prominent deletion types that are essentially absent in InsDel_F. The additional deletion types are mainly deletions of 3 or 4 bases with microhomology and deletions of 3 or 4 bases from paired doublets (e.g. </w:t>
       </w:r>
       <w:r>
         <w:rPr>
@@ -3002,39 +2926,7 @@
       </w:r>
       <w:r>
         <w:rPr/>
-        <w:t xml:space="preserve">, GTTTGTTT → GTTT). The </w:t>
-      </w:r>
-      <w:r>
-        <w:rPr/>
-        <w:t>spectra</w:t>
-      </w:r>
-      <w:r>
-        <w:rPr/>
-        <w:t xml:space="preserve"> in RNase H2 deficient cell lines consist of signatures due to mutational processes intrinsic to the parental cell line combined with high proportions of mutations characteristic of InsDel_</w:t>
-      </w:r>
-      <w:r>
-        <w:rPr/>
-        <w:t>F</w:t>
-      </w:r>
-      <w:r>
-        <w:rPr/>
-        <w:t>. These cell-li</w:t>
-      </w:r>
-      <w:r>
-        <w:rPr/>
-        <w:t>ne</w:t>
-      </w:r>
-      <w:r>
-        <w:rPr/>
-        <w:t xml:space="preserve"> signatures conspicuously lack the 3 and 4 base deletions present in InsDel4 but </w:t>
-      </w:r>
-      <w:r>
-        <w:rPr/>
-        <w:t>lacking</w:t>
-      </w:r>
-      <w:r>
-        <w:rPr/>
-        <w:t xml:space="preserve"> in InsDel_F. Similarly, RNase H2 deficient mouse tumors have high proportions of the 2-base deletions characteristic of InsDel_F and again lack the 3 and 4 base deletions that InsDel_F lacks.</w:t>
+        <w:t>, GTTTGTTT → GTTT). The spectra in RNase H2 deficient cell lines consist of signatures due to mutational processes intrinsic to the parental cell line combined with high proportions of mutations characteristic of InsDel_F. These cell-line signatures conspicuously lack the 3 and 4 base deletions present in InsDel4 but lacking in InsDel_F. Similarly, RNase H2 deficient mouse tumors have high proportions of the 2-base deletions characteristic of InsDel_F and again lack the 3 and 4 base deletions that InsDel_F lacks.</w:t>
       </w:r>
     </w:p>
     <w:p>
@@ -6368,8 +6260,8 @@
       <w:szCs w:val="24"/>
     </w:rPr>
   </w:style>
-  <w:style w:type="character" w:styleId="Bullets" w:customStyle="1">
-    <w:name w:val="Bullets"/>
+  <w:style w:type="character" w:styleId="Bulletsuser" w:customStyle="1">
+    <w:name w:val="Bullets (user)"/>
     <w:qFormat/>
     <w:rPr>
       <w:rFonts w:ascii="OpenSymbol" w:hAnsi="OpenSymbol" w:eastAsia="OpenSymbol" w:cs="OpenSymbol"/>
